--- a/Calculator/实验1-带键盘事件的计算器-实验报告.docx
+++ b/Calculator/实验1-带键盘事件的计算器-实验报告.docx
@@ -355,7 +355,7 @@
     </w:p>
     <w:p>
       <w:r>
-        <w:t>源码位于本地 Git 仓库。远程 GitHub 仓库地址尚未提供，故未填写不存在的在线提交记录。演示视频需在最终提交前录制：连续展示小数计算、键盘计算、退格和清除、除零、连续运算、异常输入及 git log。</w:t>
+        <w:t>源码和实验记录已推送至 https://github.com/wghsx/QtCourse 的 Calculator/ 目录，保留 5 次对应实现、界面、测试、构建说明和报告的提交记录。演示视频需在最终提交前录制：连续展示小数计算、键盘计算、退格和清除、除零、连续运算、异常输入及 git log。</w:t>
       </w:r>
     </w:p>
     <w:p>

--- a/Calculator/实验1-带键盘事件的计算器-实验报告.docx
+++ b/Calculator/实验1-带键盘事件的计算器-实验报告.docx
@@ -355,7 +355,7 @@
     </w:p>
     <w:p>
       <w:r>
-        <w:t>源码和实验记录已推送至 https://github.com/wghsx/QtCourse 的 Calculator/ 目录，保留 5 次对应实现、界面、测试、构建说明和报告的提交记录。演示视频需在最终提交前录制：连续展示小数计算、键盘计算、退格和清除、除零、连续运算、异常输入及 git log。</w:t>
+        <w:t>源码和实验记录已推送至 https://github.com/wghsx/QtCourse 的 Calculator/ 目录，保留至少 5 次对应实现、界面、测试、构建说明和报告的提交记录。已录制 2 分 05 秒演示视频，连续展示鼠标小数计算、键盘计算、退格与清除、除零、连续运算、重复小数点与操作符处理，以及实际 Git 提交历史。</w:t>
       </w:r>
     </w:p>
     <w:p>
